--- a/러시아 인권변호사/9부/9부_7화_그림자의_윤곽.docx
+++ b/러시아 인권변호사/9부/9부_7화_그림자의_윤곽.docx
@@ -36,7 +36,7 @@
           <w:i w:val="0"/>
           <w:sz w:val="22"/>
         </w:rPr>
-        <w:t>알렉세이 “료샤” 오를로프(대통령, 임기 마지막 해) / 아나스타시야 “나스탸” 드미트리예브나(재정투명성 서비스 책임자) / 베니아민 올레고비치 스트레시네프(사무국·문서고 책임자) / 카탸 리시나(대통령 비서실 실무 총괄) / 파벨 드미트리예비치 구르킨(국가보안기관장) / 막심 이고레비치 볼딘(경호 책임자) / 이리나 올레고브나 마르첸코(대선 후보, 선거 관련 업무에서 자기 회피 중) / 아나톨리 빅토로비치 그레벤시코프(정치 참모, “작은 망치”) / 세르게이 알렉산드로비치 크릴로프(전 보안 블록 책임자, 이 화 첫머리에 장례, 편지로만 등장) / 나댜(크릴로프의 이웃, 단역, 신규) / 묘지 인부(단역) / 스타니슬라프 이고레비치 보구슬랍스키(전 재무차관, 해외 체류, 언급만) / 뱌체슬라프 셰스타코프(전 재무부 국장, 신규, 언급만) / 올레그 마르첸코(수사관, 언급만) / 이졸다·키릴·로만 샤바노프·비코프(언급만)</w:t>
+        <w:t>알렉세이 “료샤” 오를로프(대통령, 임기 마지막 해) / 아나스타시야 “나스탸” 드미트리예브나(재정투명성 서비스 책임자) / 베니아민 올레고비치 스트레시네프(사무국·문서고 책임자) / 카탸 리시나(대통령 비서실 실무 총괄) / 로디온 드미트리예비치 구르킨(국가보안기관장) / 막심 이고레비치 볼딘(경호 책임자) / 이리나 올레고브나 마르첸코(대선 후보, 선거 관련 업무에서 자기 회피 중) / 아나톨리 빅토로비치 그레벤시코프(정치 참모, “작은 망치”) / 세르게이 알렉산드로비치 크릴로프(전 보안 블록 책임자, 이 화 첫머리에 장례, 편지로만 등장) / 나댜(크릴로프의 이웃, 단역, 신규) / 묘지 인부(단역) / 스타니슬라프 이고레비치 보구슬랍스키(전 재무차관, 해외 체류, 언급만) / 뱌체슬라프 셰스타코프(전 재무부 국장, 신규, 언급만) / 올레그 마르첸코(수사관, 언급만) / 이졸다·키릴·로만 샤바노프·비코프(언급만)</w:t>
       </w:r>
     </w:p>
     <w:p>
@@ -3276,7 +3276,7 @@
           <w:i w:val="0"/>
           <w:sz w:val="22"/>
         </w:rPr>
-        <w:t>Слушаю, Павел Дмитриевич.</w:t>
+        <w:t>Слушаю, Родион Дмитриевич.</w:t>
       </w:r>
     </w:p>
     <w:p>
@@ -3480,7 +3480,7 @@
           <w:i w:val="0"/>
           <w:sz w:val="22"/>
         </w:rPr>
-        <w:t>Я помню, Павел Дмитриевич. Я там был.</w:t>
+        <w:t>Я помню, Родион Дмитриевич. Я там был.</w:t>
       </w:r>
     </w:p>
     <w:p>
@@ -3572,7 +3572,7 @@
           <w:i w:val="0"/>
           <w:sz w:val="22"/>
         </w:rPr>
-        <w:t>Тогда тоже было «всего лишь». Всегда «всего лишь», Павел Дмитриевич. Никто никогда не предлагал сразу диктатуру. Предлагали тридцать дней.</w:t>
+        <w:t>Тогда тоже было «всего лишь». Всегда «всего лишь», Родион Дмитриевич. Никто никогда не предлагал сразу диктатуру. Предлагали тридцать дней.</w:t>
       </w:r>
     </w:p>
     <w:p>
@@ -4166,7 +4166,7 @@
           <w:i w:val="0"/>
           <w:sz w:val="22"/>
         </w:rPr>
-        <w:t xml:space="preserve"> Простите, я с поезда. Катя сказала, что Павел Дмитриевич принёс проект указа.</w:t>
+        <w:t xml:space="preserve"> Простите, я с поезда. Катя сказала, что Родион Дмитриевич принёс проект указа.</w:t>
       </w:r>
     </w:p>
     <w:p>
@@ -4268,7 +4268,7 @@
           <w:i w:val="0"/>
           <w:sz w:val="22"/>
         </w:rPr>
-        <w:t>Тем более не могу, Павел Дмитриевич. Решение, которое касается моей безопасности на моих собственных выборах, — худшее, в котором я могла бы участвовать.</w:t>
+        <w:t>Тем более не могу, Родион Дмитриевич. Решение, которое касается моей безопасности на моих собственных выборах, — худшее, в котором я могла бы участвовать.</w:t>
       </w:r>
     </w:p>
     <w:p>
@@ -4412,7 +4412,7 @@
           <w:i w:val="0"/>
           <w:sz w:val="22"/>
         </w:rPr>
-        <w:t>Вот видите, Павел Дмитриевич. Даже она боится — и всё равно выходит из комнаты. Правила работают, когда они неудобны. В остальное время это просто бумага.</w:t>
+        <w:t>Вот видите, Родион Дмитриевич. Даже она боится — и всё равно выходит из комнаты. Правила работают, когда они неудобны. В остальное время это просто бумага.</w:t>
       </w:r>
     </w:p>
     <w:p>
@@ -4928,7 +4928,7 @@
           <w:i w:val="0"/>
           <w:sz w:val="22"/>
         </w:rPr>
-        <w:t xml:space="preserve">Знаю. Сергей Александрович сказал мне то же самое в прошлом году. И сам договорил вторую половину, как её договаривают в камерах: «…а небережёного конвой стережёт». Сказал, что сорок лет был этим конвоем. </w:t>
+        <w:t xml:space="preserve">Знаю. Сергей Александрович сказал мне то же самое почти три года назад. И сам договорил вторую половину, как её договаривают в камерах: «…а небережёного конвой стережёт». Сказал, что сорок лет был этим конвоем. </w:t>
       </w:r>
       <w:r>
         <w:rPr>

--- a/러시아 인권변호사/9부/9부_7화_그림자의_윤곽.docx
+++ b/러시아 인권변호사/9부/9부_7화_그림자의_윤곽.docx
@@ -36,7 +36,7 @@
           <w:i w:val="0"/>
           <w:sz w:val="22"/>
         </w:rPr>
-        <w:t>알렉세이 “료샤” 오를로프(대통령, 임기 마지막 해) / 아나스타시야 “나스탸” 드미트리예브나(재정투명성 서비스 책임자) / 베니아민 올레고비치 스트레시네프(사무국·문서고 책임자) / 카탸 리시나(대통령 비서실 실무 총괄) / 로디온 드미트리예비치 구르킨(국가보안기관장) / 막심 이고레비치 볼딘(경호 책임자) / 이리나 올레고브나 마르첸코(대선 후보, 선거 관련 업무에서 자기 회피 중) / 아나톨리 빅토로비치 그레벤시코프(정치 참모, “작은 망치”) / 세르게이 알렉산드로비치 크릴로프(전 보안 블록 책임자, 이 화 첫머리에 장례, 편지로만 등장) / 나댜(크릴로프의 이웃, 단역, 신규) / 묘지 인부(단역) / 스타니슬라프 이고레비치 보구슬랍스키(전 재무차관, 해외 체류, 언급만) / 뱌체슬라프 셰스타코프(전 재무부 국장, 신규, 언급만) / 올레그 마르첸코(수사관, 언급만) / 이졸다·키릴·로만 샤바노프·비코프(언급만)</w:t>
+        <w:t>알렉세이 “료샤” 오를로프(대통령, 임기 마지막 해) / 아나스타시야 “나스탸” 드미트리예브나(재정투명성 서비스 책임자) / 베니아민 올레고비치 스트레시네프(사무국·문서고 책임자) / 카탸 리시나(대통령 비서실 실무 총괄) / 로디온 드미트리예비치 구르킨(국가보안기관장) / 막심 이고레비치 볼딘(경호 책임자) / 이리나 올레고브나 마르첸코(대선 후보, 선거 관련 업무에서 자기 회피 중) / 아나톨리 빅토로비치 그레벤시코프(정치 참모, “작은 망치”) / 세르게이 알렉산드로비치 크릴로프(전 보안 블록 책임자, 이 화 첫머리에 장례, 편지로만 등장) / 나댜(크릴로프 이웃집의 딸, 단역, 신규) / 묘지 인부(단역) / 스타니슬라프 이고레비치 보구슬랍스키(전 재무차관, 해외 체류, 언급만) / 뱌체슬라프 셰스타코프(전 재무부 국장, 신규, 언급만) / 올레그 마르첸코(수사관, 언급만) / 이졸다·키릴·로만 샤바노프·비코프(언급만)</w:t>
       </w:r>
     </w:p>
     <w:p>
@@ -470,7 +470,7 @@
           <w:i w:val="0"/>
           <w:sz w:val="22"/>
         </w:rPr>
-        <w:t xml:space="preserve">Я — это не считается. Я соседка. </w:t>
+        <w:t xml:space="preserve">Я — это не считается. Я дочь соседки, хлеб за маму носила. </w:t>
       </w:r>
       <w:r>
         <w:rPr>
@@ -1973,7 +1973,7 @@
           <w:i w:val="0"/>
           <w:sz w:val="22"/>
         </w:rPr>
-        <w:t xml:space="preserve"> Я проверил. Он на каждом сопроводительном листе к тем самым семидесяти процентам. «Подготовил: В. Шестаков». Подпись везде одна — Богуславского. А готовил всё один человек. Мы год назад смотрели на подпись и не посмотрели, кто готовил.</w:t>
+        <w:t xml:space="preserve"> Я проверил. Он на каждом сопроводительном листе к тем самым семидесяти процентам. «Подготовил: В. Шестаков». Подпись везде одна — Богуславского. А готовил всё один человек. Мы два с половиной года назад смотрели на подпись и не посмотрели, кто готовил.</w:t>
       </w:r>
     </w:p>
     <w:p>
@@ -4166,7 +4166,7 @@
           <w:i w:val="0"/>
           <w:sz w:val="22"/>
         </w:rPr>
-        <w:t xml:space="preserve"> Простите, я с поезда. Катя сказала, что Родион Дмитриевич принёс проект указа.</w:t>
+        <w:t xml:space="preserve"> Простите, я с поезда. Екатерина Ивановна сказала, что Родион Дмитриевич принёс проект указа.</w:t>
       </w:r>
     </w:p>
     <w:p>
@@ -4547,7 +4547,7 @@
           <w:i w:val="0"/>
           <w:sz w:val="22"/>
         </w:rPr>
-        <w:t xml:space="preserve"> У меня встреча в областном центре через четыре часа. Катя, я на поезде, не на самолёте ведомства.</w:t>
+        <w:t xml:space="preserve"> У меня встреча в областном центре через четыре часа. Екатерина Ивановна, я на поезде, не на самолёте ведомства.</w:t>
       </w:r>
     </w:p>
     <w:p>

--- a/러시아 인권변호사/9부/9부_7화_그림자의_윤곽.docx
+++ b/러시아 인권변호사/9부/9부_7화_그림자의_윤곽.docx
@@ -36,7 +36,7 @@
           <w:i w:val="0"/>
           <w:sz w:val="22"/>
         </w:rPr>
-        <w:t>알렉세이 “료샤” 오를로프(대통령, 임기 마지막 해) / 아나스타시야 “나스탸” 드미트리예브나(재정투명성 서비스 책임자) / 베니아민 올레고비치 스트레시네프(사무국·문서고 책임자) / 카탸 리시나(대통령 비서실 실무 총괄) / 로디온 드미트리예비치 구르킨(국가보안기관장) / 막심 이고레비치 볼딘(경호 책임자) / 이리나 올레고브나 마르첸코(대선 후보, 선거 관련 업무에서 자기 회피 중) / 아나톨리 빅토로비치 그레벤시코프(정치 참모, “작은 망치”) / 세르게이 알렉산드로비치 크릴로프(전 보안 블록 책임자, 이 화 첫머리에 장례, 편지로만 등장) / 나댜(크릴로프 이웃집의 딸, 단역, 신규) / 묘지 인부(단역) / 스타니슬라프 이고레비치 보구슬랍스키(전 재무차관, 해외 체류, 언급만) / 뱌체슬라프 셰스타코프(전 재무부 국장, 신규, 언급만) / 올레그 마르첸코(수사관, 언급만) / 이졸다·키릴·로만 샤바노프·비코프(언급만)</w:t>
+        <w:t>알렉세이 “료샤” 오를로프(대통령, 임기 마지막 해) / 아나스타시야 “나스탸” 드미트리예브나(재정투명성 서비스 책임자) / 베니아민 올레고비치 스트레시네프(사무국·문서고 책임자) / 카탸 리시나(대통령 비서실 실무 총괄) / 로디온 드미트리예비치 구르킨(국가보안기관장) / 막심 이고레비치 볼딘(경호 책임자) / 이리나 올레고브나 마르첸코(대선 후보, 선거 관련 업무에서 자기 회피 중) / 아나톨리 빅토로비치 그레벤시코프(정치 참모, “작은 망치”) / 세르게이 알렉산드로비치 크릴로프(전 보안 블록 책임자, 이 화 첫머리에 장례, 편지로만 등장) / 나댜(크릴로프 이웃집의 딸, 단역, 신규) / 묘지 인부(단역) / 스타니슬라프 이고레비치 보구슬랍스키(전 재무차관, 해외 체류, 언급만) / 뱌체슬라프 셰스타코프(전 재무부 국장, 신규, 언급만) / 콘스탄틴 마르첸코(수사관, 언급만) / 이졸다·키릴·로만 샤바노프·비코프(언급만)</w:t>
       </w:r>
     </w:p>
     <w:p>
